--- a/Backend/Director_Disclosure/Output_Disclosures/2024-25/ADANI_RENEWABLE_ENERGY_FIFTY_SIX_LIMITED/DIR-8/DIR8_Manish_Kumar_10358292.docx
+++ b/Backend/Director_Disclosure/Output_Disclosures/2024-25/ADANI_RENEWABLE_ENERGY_FIFTY_SIX_LIMITED/DIR-8/DIR8_Manish_Kumar_10358292.docx
@@ -189,7 +189,7 @@
           <w:b w:val="0"/>
           <w:sz w:val="23"/>
         </w:rPr>
-        <w:t>I, Manish Kumar, son/daughter of Mr. Shri  Satish Kumar [Late], resident of _____________________________________________, India hereby give notice that I am/was a Director in the following companies during the last three years:-</w:t>
+        <w:t>I, MANISH KUMAR, son/daughter of Mr. Shri  Satish Kumar [Late], resident of _____________________________________________, India hereby give notice that I am/was a Director in the following companies during the last three years:-</w:t>
       </w:r>
     </w:p>
     <w:p>
@@ -991,7 +991,7 @@
         </w:rPr>
         <w:t xml:space="preserve">Name           </w:t>
         <w:tab/>
-        <w:t xml:space="preserve">:  Manish Kumar</w:t>
+        <w:t xml:space="preserve">:  MANISH KUMAR</w:t>
       </w:r>
     </w:p>
     <w:p>
@@ -1035,7 +1035,7 @@
           <w:b w:val="0"/>
           <w:sz w:val="23"/>
         </w:rPr>
-        <w:t xml:space="preserve">Date: 07th May, 2026</w:t>
+        <w:t xml:space="preserve">Date: 15th May, 2026</w:t>
         <w:tab/>
       </w:r>
     </w:p>

--- a/Backend/Director_Disclosure/Output_Disclosures/2024-25/ADANI_RENEWABLE_ENERGY_FIFTY_SIX_LIMITED/DIR-8/DIR8_Manish_Kumar_10358292.docx
+++ b/Backend/Director_Disclosure/Output_Disclosures/2024-25/ADANI_RENEWABLE_ENERGY_FIFTY_SIX_LIMITED/DIR-8/DIR8_Manish_Kumar_10358292.docx
@@ -340,6 +340,76 @@
                 <w:b w:val="0"/>
                 <w:sz w:val="23"/>
               </w:rPr>
+              <w:t>ADANI RENEWABLE ENERGY DEVCO PRIVATE LIMITED</w:t>
+            </w:r>
+          </w:p>
+        </w:tc>
+        <w:tc>
+          <w:tcPr>
+            <w:tcW w:type="dxa" w:w="2610"/>
+          </w:tcPr>
+          <w:p>
+            <w:pPr>
+              <w:spacing w:after="0"/>
+              <w:jc w:val="center"/>
+            </w:pPr>
+            <w:r>
+              <w:rPr>
+                <w:rFonts w:ascii="Adani" w:hAnsi="Adani" w:eastAsia="Adani" w:cs="Adani"/>
+                <w:b w:val="0"/>
+                <w:sz w:val="23"/>
+              </w:rPr>
+              <w:t>16/01/2026</w:t>
+            </w:r>
+          </w:p>
+        </w:tc>
+        <w:tc>
+          <w:tcPr>
+            <w:tcW w:type="dxa" w:w="2250"/>
+          </w:tcPr>
+          <w:p>
+            <w:pPr>
+              <w:spacing w:after="0"/>
+              <w:jc w:val="center"/>
+            </w:pPr>
+          </w:p>
+        </w:tc>
+      </w:tr>
+      <w:tr>
+        <w:tc>
+          <w:tcPr>
+            <w:tcW w:type="dxa" w:w="636"/>
+          </w:tcPr>
+          <w:p>
+            <w:pPr>
+              <w:spacing w:after="0"/>
+              <w:ind w:left="360"/>
+            </w:pPr>
+            <w:r>
+              <w:rPr>
+                <w:rFonts w:ascii="Adani" w:hAnsi="Adani" w:eastAsia="Adani" w:cs="Adani"/>
+                <w:b w:val="0"/>
+                <w:sz w:val="23"/>
+              </w:rPr>
+              <w:t>2</w:t>
+            </w:r>
+          </w:p>
+        </w:tc>
+        <w:tc>
+          <w:tcPr>
+            <w:tcW w:type="dxa" w:w="3864"/>
+          </w:tcPr>
+          <w:p>
+            <w:pPr>
+              <w:spacing w:after="0"/>
+              <w:jc w:val="both"/>
+            </w:pPr>
+            <w:r>
+              <w:rPr>
+                <w:rFonts w:ascii="Adani" w:hAnsi="Adani" w:eastAsia="Adani" w:cs="Adani"/>
+                <w:b w:val="0"/>
+                <w:sz w:val="23"/>
+              </w:rPr>
               <w:t>ADANI GREEN ENERGY SIXTY NINE LIMITED</w:t>
             </w:r>
           </w:p>
@@ -391,7 +461,7 @@
                 <w:b w:val="0"/>
                 <w:sz w:val="23"/>
               </w:rPr>
-              <w:t>2</w:t>
+              <w:t>3</w:t>
             </w:r>
           </w:p>
         </w:tc>
@@ -461,7 +531,7 @@
                 <w:b w:val="0"/>
                 <w:sz w:val="23"/>
               </w:rPr>
-              <w:t>3</w:t>
+              <w:t>4</w:t>
             </w:r>
           </w:p>
         </w:tc>
@@ -531,7 +601,7 @@
                 <w:b w:val="0"/>
                 <w:sz w:val="23"/>
               </w:rPr>
-              <w:t>4</w:t>
+              <w:t>5</w:t>
             </w:r>
           </w:p>
         </w:tc>
@@ -570,76 +640,6 @@
                 <w:sz w:val="23"/>
               </w:rPr>
               <w:t>18/12/2023</w:t>
-            </w:r>
-          </w:p>
-        </w:tc>
-        <w:tc>
-          <w:tcPr>
-            <w:tcW w:type="dxa" w:w="2250"/>
-          </w:tcPr>
-          <w:p>
-            <w:pPr>
-              <w:spacing w:after="0"/>
-              <w:jc w:val="center"/>
-            </w:pPr>
-          </w:p>
-        </w:tc>
-      </w:tr>
-      <w:tr>
-        <w:tc>
-          <w:tcPr>
-            <w:tcW w:type="dxa" w:w="636"/>
-          </w:tcPr>
-          <w:p>
-            <w:pPr>
-              <w:spacing w:after="0"/>
-              <w:ind w:left="360"/>
-            </w:pPr>
-            <w:r>
-              <w:rPr>
-                <w:rFonts w:ascii="Adani" w:hAnsi="Adani" w:eastAsia="Adani" w:cs="Adani"/>
-                <w:b w:val="0"/>
-                <w:sz w:val="23"/>
-              </w:rPr>
-              <w:t>5</w:t>
-            </w:r>
-          </w:p>
-        </w:tc>
-        <w:tc>
-          <w:tcPr>
-            <w:tcW w:type="dxa" w:w="3864"/>
-          </w:tcPr>
-          <w:p>
-            <w:pPr>
-              <w:spacing w:after="0"/>
-              <w:jc w:val="both"/>
-            </w:pPr>
-            <w:r>
-              <w:rPr>
-                <w:rFonts w:ascii="Adani" w:hAnsi="Adani" w:eastAsia="Adani" w:cs="Adani"/>
-                <w:b w:val="0"/>
-                <w:sz w:val="23"/>
-              </w:rPr>
-              <w:t>ADANI RENEWABLE ENERGY FIFTY EIGHT LIMITED</w:t>
-            </w:r>
-          </w:p>
-        </w:tc>
-        <w:tc>
-          <w:tcPr>
-            <w:tcW w:type="dxa" w:w="2610"/>
-          </w:tcPr>
-          <w:p>
-            <w:pPr>
-              <w:spacing w:after="0"/>
-              <w:jc w:val="center"/>
-            </w:pPr>
-            <w:r>
-              <w:rPr>
-                <w:rFonts w:ascii="Adani" w:hAnsi="Adani" w:eastAsia="Adani" w:cs="Adani"/>
-                <w:b w:val="0"/>
-                <w:sz w:val="23"/>
-              </w:rPr>
-              <w:t>15/12/2023</w:t>
             </w:r>
           </w:p>
         </w:tc>
@@ -760,7 +760,7 @@
                 <w:b w:val="0"/>
                 <w:sz w:val="23"/>
               </w:rPr>
-              <w:t>ADANI RENEWABLE ENERGY FIFTY SIX LIMITED</w:t>
+              <w:t>ADANI RENEWABLE ENERGY FIFTY EIGHT LIMITED</w:t>
             </w:r>
           </w:p>
         </w:tc>
@@ -779,7 +779,7 @@
                 <w:b w:val="0"/>
                 <w:sz w:val="23"/>
               </w:rPr>
-              <w:t>14/12/2023</w:t>
+              <w:t>15/12/2023</w:t>
             </w:r>
           </w:p>
         </w:tc>
@@ -882,6 +882,76 @@
                 <w:sz w:val="23"/>
               </w:rPr>
               <w:t>9</w:t>
+            </w:r>
+          </w:p>
+        </w:tc>
+        <w:tc>
+          <w:tcPr>
+            <w:tcW w:type="dxa" w:w="3864"/>
+          </w:tcPr>
+          <w:p>
+            <w:pPr>
+              <w:spacing w:after="0"/>
+              <w:jc w:val="both"/>
+            </w:pPr>
+            <w:r>
+              <w:rPr>
+                <w:rFonts w:ascii="Adani" w:hAnsi="Adani" w:eastAsia="Adani" w:cs="Adani"/>
+                <w:b w:val="0"/>
+                <w:sz w:val="23"/>
+              </w:rPr>
+              <w:t>ADANI RENEWABLE ENERGY FIFTY SIX LIMITED</w:t>
+            </w:r>
+          </w:p>
+        </w:tc>
+        <w:tc>
+          <w:tcPr>
+            <w:tcW w:type="dxa" w:w="2610"/>
+          </w:tcPr>
+          <w:p>
+            <w:pPr>
+              <w:spacing w:after="0"/>
+              <w:jc w:val="center"/>
+            </w:pPr>
+            <w:r>
+              <w:rPr>
+                <w:rFonts w:ascii="Adani" w:hAnsi="Adani" w:eastAsia="Adani" w:cs="Adani"/>
+                <w:b w:val="0"/>
+                <w:sz w:val="23"/>
+              </w:rPr>
+              <w:t>14/12/2023</w:t>
+            </w:r>
+          </w:p>
+        </w:tc>
+        <w:tc>
+          <w:tcPr>
+            <w:tcW w:type="dxa" w:w="2250"/>
+          </w:tcPr>
+          <w:p>
+            <w:pPr>
+              <w:spacing w:after="0"/>
+              <w:jc w:val="center"/>
+            </w:pPr>
+          </w:p>
+        </w:tc>
+      </w:tr>
+      <w:tr>
+        <w:tc>
+          <w:tcPr>
+            <w:tcW w:type="dxa" w:w="636"/>
+          </w:tcPr>
+          <w:p>
+            <w:pPr>
+              <w:spacing w:after="0"/>
+              <w:ind w:left="360"/>
+            </w:pPr>
+            <w:r>
+              <w:rPr>
+                <w:rFonts w:ascii="Adani" w:hAnsi="Adani" w:eastAsia="Adani" w:cs="Adani"/>
+                <w:b w:val="0"/>
+                <w:sz w:val="23"/>
+              </w:rPr>
+              <w:t>10</w:t>
             </w:r>
           </w:p>
         </w:tc>
@@ -1035,7 +1105,7 @@
           <w:b w:val="0"/>
           <w:sz w:val="23"/>
         </w:rPr>
-        <w:t xml:space="preserve">Date: 15th May, 2026</w:t>
+        <w:t xml:space="preserve">Date: 08th June, 2026</w:t>
         <w:tab/>
       </w:r>
     </w:p>
